--- a/packages/desktop/resources/presentation-templates/operations-guide.docx
+++ b/packages/desktop/resources/presentation-templates/operations-guide.docx
@@ -470,12 +470,38 @@
       </w:r>
     </w:p>
     <w:sectPr>
+      <w:footerReference w:type="default" r:id="Rdf52ccc24cfe49e3"/>
       <w:pgSz w:w="12240" w:h="15840"/>
       <w:pgMar w:top="1440" w:right="1440" w:bottom="1440" w:left="1440"/>
       <w:docGrid w:type="default"/>
     </w:sectPr>
   </w:body>
 </w:document>
+</file>
+
+<file path=word/footer1.xml><?xml version="1.0" encoding="utf-8"?>
+<w:ftr xmlns:mc="http://schemas.openxmlformats.org/markup-compatibility/2006" xmlns:w14="http://schemas.microsoft.com/office/word/2010/wordml" xmlns:w="http://schemas.openxmlformats.org/wordprocessingml/2006/main" mc:Ignorable="w14">
+  <w:p>
+    <w:pPr>
+      <w:jc w:val="center"/>
+    </w:pPr>
+    <w:r>
+      <w:fldChar w:fldCharType="begin"/>
+    </w:r>
+    <w:r>
+      <w:instrText xml:space="preserve"> PAGE </w:instrText>
+    </w:r>
+    <w:r>
+      <w:fldChar w:fldCharType="separate"/>
+    </w:r>
+    <w:r>
+      <w:t xml:space="preserve">1</w:t>
+    </w:r>
+    <w:r>
+      <w:fldChar w:fldCharType="end"/>
+    </w:r>
+  </w:p>
+</w:ftr>
 </file>
 
 <file path=word/numbering.xml><?xml version="1.0" encoding="utf-8"?>
